--- a/Техническое Задание.docx
+++ b/Техническое Задание.docx
@@ -382,7 +382,23 @@
           <w:sz w:val="28"/>
           <w:szCs w:val="28"/>
         </w:rPr>
-        <w:t xml:space="preserve"> Приложение-помощник для похода за покупками</w:t>
+        <w:t xml:space="preserve"> </w:t>
+      </w:r>
+      <w:r>
+        <w:rPr>
+          <w:rFonts w:ascii="Times New Roman" w:hAnsi="Times New Roman" w:cs="Times New Roman"/>
+          <w:sz w:val="28"/>
+          <w:szCs w:val="28"/>
+        </w:rPr>
+        <w:t>Приложение отключение отвлекающих факторов</w:t>
+      </w:r>
+      <w:r>
+        <w:rPr>
+          <w:rFonts w:ascii="Times New Roman" w:hAnsi="Times New Roman" w:cs="Times New Roman"/>
+          <w:sz w:val="28"/>
+          <w:szCs w:val="28"/>
+        </w:rPr>
+        <w:t xml:space="preserve"> «Фокус-мод»</w:t>
       </w:r>
       <w:r>
         <w:rPr>
@@ -1511,68 +1527,15 @@
           <w:rFonts w:ascii="Times New Roman" w:hAnsi="Times New Roman" w:cs="Times New Roman"/>
           <w:sz w:val="28"/>
           <w:szCs w:val="28"/>
-          <w:lang w:val="en-US"/>
-        </w:rPr>
-      </w:pPr>
-      <w:proofErr w:type="spellStart"/>
-      <w:r>
-        <w:rPr>
-          <w:rFonts w:ascii="Times New Roman" w:hAnsi="Times New Roman" w:cs="Times New Roman"/>
-          <w:sz w:val="28"/>
-          <w:szCs w:val="28"/>
-          <w:lang w:val="en-US"/>
-        </w:rPr>
-        <w:t>Подразумевается</w:t>
-      </w:r>
-      <w:proofErr w:type="spellEnd"/>
-      <w:r>
-        <w:rPr>
-          <w:rFonts w:ascii="Times New Roman" w:hAnsi="Times New Roman" w:cs="Times New Roman"/>
-          <w:sz w:val="28"/>
-          <w:szCs w:val="28"/>
-          <w:lang w:val="en-US"/>
-        </w:rPr>
-        <w:t xml:space="preserve"> </w:t>
-      </w:r>
-      <w:proofErr w:type="spellStart"/>
-      <w:r>
-        <w:rPr>
-          <w:rFonts w:ascii="Times New Roman" w:hAnsi="Times New Roman" w:cs="Times New Roman"/>
-          <w:sz w:val="28"/>
-          <w:szCs w:val="28"/>
-          <w:lang w:val="en-US"/>
-        </w:rPr>
-        <w:t>клиент-серверная</w:t>
-      </w:r>
-      <w:proofErr w:type="spellEnd"/>
-      <w:r>
-        <w:rPr>
-          <w:rFonts w:ascii="Times New Roman" w:hAnsi="Times New Roman" w:cs="Times New Roman"/>
-          <w:sz w:val="28"/>
-          <w:szCs w:val="28"/>
-          <w:lang w:val="en-US"/>
-        </w:rPr>
-        <w:t xml:space="preserve"> </w:t>
-      </w:r>
-      <w:proofErr w:type="spellStart"/>
-      <w:r>
-        <w:rPr>
-          <w:rFonts w:ascii="Times New Roman" w:hAnsi="Times New Roman" w:cs="Times New Roman"/>
-          <w:sz w:val="28"/>
-          <w:szCs w:val="28"/>
-          <w:lang w:val="en-US"/>
-        </w:rPr>
-        <w:t>архитектура</w:t>
-      </w:r>
-      <w:proofErr w:type="spellEnd"/>
-      <w:r>
-        <w:rPr>
-          <w:rFonts w:ascii="Times New Roman" w:hAnsi="Times New Roman" w:cs="Times New Roman"/>
-          <w:sz w:val="28"/>
-          <w:szCs w:val="28"/>
-          <w:lang w:val="en-US"/>
-        </w:rPr>
-        <w:t>:</w:t>
+        </w:rPr>
+      </w:pPr>
+      <w:r>
+        <w:rPr>
+          <w:rFonts w:ascii="Times New Roman" w:hAnsi="Times New Roman" w:cs="Times New Roman"/>
+          <w:sz w:val="28"/>
+          <w:szCs w:val="28"/>
+        </w:rPr>
+        <w:t>Подразумевается клиент-серверная архитектура:</w:t>
       </w:r>
     </w:p>
     <w:p>
@@ -7658,7 +7621,6 @@
           <w:rFonts w:ascii="Times New Roman" w:hAnsi="Times New Roman" w:cs="Times New Roman"/>
           <w:sz w:val="28"/>
           <w:szCs w:val="28"/>
-          <w:lang w:val="en-US"/>
         </w:rPr>
       </w:pPr>
       <w:r>
@@ -10642,6 +10604,7 @@
     <w:lsdException w:name="HTML Sample" w:semiHidden="1" w:unhideWhenUsed="1"/>
     <w:lsdException w:name="HTML Typewriter" w:semiHidden="1" w:unhideWhenUsed="1"/>
     <w:lsdException w:name="HTML Variable" w:semiHidden="1" w:unhideWhenUsed="1"/>
+    <w:lsdException w:name="Normal Table" w:semiHidden="1" w:unhideWhenUsed="1"/>
     <w:lsdException w:name="annotation subject" w:semiHidden="1" w:unhideWhenUsed="1"/>
     <w:lsdException w:name="No List" w:semiHidden="1" w:unhideWhenUsed="1"/>
     <w:lsdException w:name="Outline List 1" w:semiHidden="1" w:unhideWhenUsed="1"/>
@@ -10688,8 +10651,10 @@
     <w:lsdException w:name="Table Subtle 2" w:semiHidden="1" w:unhideWhenUsed="1"/>
     <w:lsdException w:name="Table Web 1" w:semiHidden="1" w:unhideWhenUsed="1"/>
     <w:lsdException w:name="Table Web 2" w:semiHidden="1" w:unhideWhenUsed="1"/>
+    <w:lsdException w:name="Table Web 3" w:semiHidden="1" w:unhideWhenUsed="1"/>
     <w:lsdException w:name="Balloon Text" w:semiHidden="1" w:unhideWhenUsed="1"/>
     <w:lsdException w:name="Table Grid" w:uiPriority="39"/>
+    <w:lsdException w:name="Table Theme" w:semiHidden="1" w:unhideWhenUsed="1"/>
     <w:lsdException w:name="Placeholder Text" w:semiHidden="1"/>
     <w:lsdException w:name="No Spacing" w:uiPriority="1" w:qFormat="1"/>
     <w:lsdException w:name="Light Shading" w:uiPriority="60"/>
@@ -11117,6 +11082,7 @@
   <w:style w:type="character" w:default="1" w:styleId="DefaultParagraphFont">
     <w:name w:val="Default Paragraph Font"/>
     <w:uiPriority w:val="1"/>
+    <w:semiHidden/>
     <w:unhideWhenUsed/>
   </w:style>
   <w:style w:type="table" w:default="1" w:styleId="TableNormal">
